--- a/docs/documentation/03_Registrar_Operations_Manual.docx
+++ b/docs/documentation/03_Registrar_Operations_Manual.docx
@@ -71,7 +71,7 @@
         <w:rPr>
           <w:sz w:val="24"/>
         </w:rPr>
-        <w:t>الإصدار 1.0  |  يونيو 2026</w:t>
+        <w:t>الإصدار 2.0  |  يونيو 2026  |  دليل تشغيلي مؤسسي</w:t>
       </w:r>
     </w:p>
     <w:p>
@@ -114,7 +114,7 @@
         <w:rPr>
           <w:sz w:val="24"/>
         </w:rPr>
-        <w:t>1. السنة الأكاديمية</w:t>
+        <w:t>1. مقدمة</w:t>
       </w:r>
     </w:p>
     <w:p>
@@ -126,7 +126,7 @@
         <w:rPr>
           <w:sz w:val="24"/>
         </w:rPr>
-        <w:t>2. الأقسام</w:t>
+        <w:t>2. السنة الأكاديمية</w:t>
       </w:r>
     </w:p>
     <w:p>
@@ -138,7 +138,7 @@
         <w:rPr>
           <w:sz w:val="24"/>
         </w:rPr>
-        <w:t>3. البرامج</w:t>
+        <w:t>3. الأقسام والبرامج</w:t>
       </w:r>
     </w:p>
     <w:p>
@@ -186,7 +186,7 @@
         <w:rPr>
           <w:sz w:val="24"/>
         </w:rPr>
-        <w:t>7. الطلاب</w:t>
+        <w:t>7. الشعب الدراسية</w:t>
       </w:r>
     </w:p>
     <w:p>
@@ -198,7 +198,7 @@
         <w:rPr>
           <w:sz w:val="24"/>
         </w:rPr>
-        <w:t>8. التسجيل الأكاديمي</w:t>
+        <w:t>8. إجراء: إنشاء طالب جديد (فردي)</w:t>
       </w:r>
     </w:p>
     <w:p>
@@ -210,7 +210,7 @@
         <w:rPr>
           <w:sz w:val="24"/>
         </w:rPr>
-        <w:t>9. السجل الأكاديمي</w:t>
+        <w:t>9. إجراء: استيراد الطلاب جماعياً</w:t>
       </w:r>
     </w:p>
     <w:p>
@@ -222,7 +222,7 @@
         <w:rPr>
           <w:sz w:val="24"/>
         </w:rPr>
-        <w:t>10. الشعب الدراسية</w:t>
+        <w:t>10. إجراء: تسجيل المقررات</w:t>
       </w:r>
     </w:p>
     <w:p>
@@ -234,7 +234,7 @@
         <w:rPr>
           <w:sz w:val="24"/>
         </w:rPr>
-        <w:t>11. الدرجات</w:t>
+        <w:t>11. إجراء: الحذف والإضافة</w:t>
       </w:r>
     </w:p>
     <w:p>
@@ -246,7 +246,7 @@
         <w:rPr>
           <w:sz w:val="24"/>
         </w:rPr>
-        <w:t>12. الوثائق الرسمية</w:t>
+        <w:t>12. إجراء: تأجيل الدراسة</w:t>
       </w:r>
     </w:p>
     <w:p>
@@ -258,7 +258,91 @@
         <w:rPr>
           <w:sz w:val="24"/>
         </w:rPr>
-        <w:t>13. الخريجين</w:t>
+        <w:t>13. إجراء: إيقاف القيد</w:t>
+      </w:r>
+    </w:p>
+    <w:p>
+      <w:pPr>
+        <w:bidi/>
+        <w:jc w:val="right"/>
+      </w:pPr>
+      <w:r>
+        <w:rPr>
+          <w:sz w:val="24"/>
+        </w:rPr>
+        <w:t>14. إجراء: استئناف الدراسة</w:t>
+      </w:r>
+    </w:p>
+    <w:p>
+      <w:pPr>
+        <w:bidi/>
+        <w:jc w:val="right"/>
+      </w:pPr>
+      <w:r>
+        <w:rPr>
+          <w:sz w:val="24"/>
+        </w:rPr>
+        <w:t>15. إجراء: الانسحاب</w:t>
+      </w:r>
+    </w:p>
+    <w:p>
+      <w:pPr>
+        <w:bidi/>
+        <w:jc w:val="right"/>
+      </w:pPr>
+      <w:r>
+        <w:rPr>
+          <w:sz w:val="24"/>
+        </w:rPr>
+        <w:t>16. إجراء: التخرج</w:t>
+      </w:r>
+    </w:p>
+    <w:p>
+      <w:pPr>
+        <w:bidi/>
+        <w:jc w:val="right"/>
+      </w:pPr>
+      <w:r>
+        <w:rPr>
+          <w:sz w:val="24"/>
+        </w:rPr>
+        <w:t>17. إجراء: إصدار السجل الأكاديمي</w:t>
+      </w:r>
+    </w:p>
+    <w:p>
+      <w:pPr>
+        <w:bidi/>
+        <w:jc w:val="right"/>
+      </w:pPr>
+      <w:r>
+        <w:rPr>
+          <w:sz w:val="24"/>
+        </w:rPr>
+        <w:t>18. إجراء: إصدار كشف الدرجات</w:t>
+      </w:r>
+    </w:p>
+    <w:p>
+      <w:pPr>
+        <w:bidi/>
+        <w:jc w:val="right"/>
+      </w:pPr>
+      <w:r>
+        <w:rPr>
+          <w:sz w:val="24"/>
+        </w:rPr>
+        <w:t>19. سيناريوهات</w:t>
+      </w:r>
+    </w:p>
+    <w:p>
+      <w:pPr>
+        <w:bidi/>
+        <w:jc w:val="right"/>
+      </w:pPr>
+      <w:r>
+        <w:rPr>
+          <w:sz w:val="24"/>
+        </w:rPr>
+        <w:t>20. الملاحق</w:t>
       </w:r>
     </w:p>
     <w:p>
@@ -277,7 +361,7 @@
           <w:color w:val="1F3A5F"/>
           <w:sz w:val="40"/>
         </w:rPr>
-        <w:t>1. إنشاء السنة الأكاديمية</w:t>
+        <w:t>1. مقدمة</w:t>
       </w:r>
     </w:p>
     <w:p>
@@ -289,21 +373,7 @@
         <w:rPr>
           <w:sz w:val="24"/>
         </w:rPr>
-        <w:t>من /admin/academic-core: اختر 'سنة أكاديمية جديدة'. أدخل الاسم (مثال 2026-2027)، البداية، النهاية.</w:t>
-      </w:r>
-    </w:p>
-    <w:p>
-      <w:pPr>
-        <w:bidi/>
-        <w:jc w:val="right"/>
-      </w:pPr>
-      <w:r>
-        <w:rPr>
-          <w:i/>
-          <w:color w:val="0B5F0B"/>
-          <w:sz w:val="22"/>
-        </w:rPr>
-        <w:t>ملاحظة: النظام يدعم فصلين فقط: first و second. لا يوجد فصل صيفي.</w:t>
+        <w:t>يشرح هذا الدليل العمليات اليومية لإدارة القبول والتسجيل بتفصيل تنفيذي.</w:t>
       </w:r>
     </w:p>
     <w:p>
@@ -317,7 +387,7 @@
           <w:color w:val="1F3A5F"/>
           <w:sz w:val="40"/>
         </w:rPr>
-        <w:t>2. الأقسام</w:t>
+        <w:t>2. السنة الأكاديمية</w:t>
       </w:r>
     </w:p>
     <w:p>
@@ -329,7 +399,7 @@
         <w:rPr>
           <w:sz w:val="24"/>
         </w:rPr>
-        <w:t>تُدار من /admin/departments. يجب إنشاء جميع الأقسام قبل البرامج.</w:t>
+        <w:t>تُنشأ من /admin/academic-core. النظام يدعم فصلين فقط: first و second.</w:t>
       </w:r>
     </w:p>
     <w:p>
@@ -343,21 +413,163 @@
           <w:color w:val="1F3A5F"/>
           <w:sz w:val="40"/>
         </w:rPr>
-        <w:t>3. البرامج</w:t>
+        <w:t>3. الأقسام والبرامج</w:t>
       </w:r>
     </w:p>
-    <w:p>
-      <w:pPr>
-        <w:bidi/>
-        <w:jc w:val="right"/>
-      </w:pPr>
-      <w:r>
-        <w:rPr>
-          <w:sz w:val="24"/>
-        </w:rPr>
-        <w:t>تُدار من /admin/programs. كل برنامج تابع لقسم ويحدد نوع الدرجة (bachelor/master/phd/diploma) والمدة.</w:t>
-      </w:r>
-    </w:p>
+    <w:tbl>
+      <w:tblPr>
+        <w:tblStyle w:val="LightGrid-Accent1"/>
+        <w:tblW w:type="auto" w:w="0"/>
+        <w:tblLook w:firstColumn="1" w:firstRow="1" w:lastColumn="0" w:lastRow="0" w:noHBand="0" w:noVBand="1" w:val="04A0"/>
+      </w:tblPr>
+      <w:tblGrid>
+        <w:gridCol w:w="2880"/>
+        <w:gridCol w:w="2880"/>
+        <w:gridCol w:w="2880"/>
+      </w:tblGrid>
+      <w:tr>
+        <w:tc>
+          <w:tcPr>
+            <w:tcW w:type="dxa" w:w="2880"/>
+          </w:tcPr>
+          <w:p>
+            <w:pPr>
+              <w:bidi/>
+              <w:jc w:val="right"/>
+            </w:pPr>
+            <w:r>
+              <w:rPr>
+                <w:b/>
+              </w:rPr>
+              <w:t>الكيان</w:t>
+            </w:r>
+          </w:p>
+        </w:tc>
+        <w:tc>
+          <w:tcPr>
+            <w:tcW w:type="dxa" w:w="2880"/>
+          </w:tcPr>
+          <w:p>
+            <w:pPr>
+              <w:bidi/>
+              <w:jc w:val="right"/>
+            </w:pPr>
+            <w:r>
+              <w:rPr>
+                <w:b/>
+              </w:rPr>
+              <w:t>الصفحة</w:t>
+            </w:r>
+          </w:p>
+        </w:tc>
+        <w:tc>
+          <w:tcPr>
+            <w:tcW w:type="dxa" w:w="2880"/>
+          </w:tcPr>
+          <w:p>
+            <w:pPr>
+              <w:bidi/>
+              <w:jc w:val="right"/>
+            </w:pPr>
+            <w:r>
+              <w:rPr>
+                <w:b/>
+              </w:rPr>
+              <w:t>ملاحظات</w:t>
+            </w:r>
+          </w:p>
+        </w:tc>
+      </w:tr>
+      <w:tr>
+        <w:tc>
+          <w:tcPr>
+            <w:tcW w:type="dxa" w:w="2880"/>
+          </w:tcPr>
+          <w:p>
+            <w:pPr>
+              <w:bidi/>
+              <w:jc w:val="right"/>
+            </w:pPr>
+            <w:r>
+              <w:t>الأقسام</w:t>
+            </w:r>
+          </w:p>
+        </w:tc>
+        <w:tc>
+          <w:tcPr>
+            <w:tcW w:type="dxa" w:w="2880"/>
+          </w:tcPr>
+          <w:p>
+            <w:pPr>
+              <w:bidi/>
+              <w:jc w:val="right"/>
+            </w:pPr>
+            <w:r>
+              <w:t>/admin/departments</w:t>
+            </w:r>
+          </w:p>
+        </w:tc>
+        <w:tc>
+          <w:tcPr>
+            <w:tcW w:type="dxa" w:w="2880"/>
+          </w:tcPr>
+          <w:p>
+            <w:pPr>
+              <w:bidi/>
+              <w:jc w:val="right"/>
+            </w:pPr>
+            <w:r>
+              <w:t>أنشئ قبل البرامج</w:t>
+            </w:r>
+          </w:p>
+        </w:tc>
+      </w:tr>
+      <w:tr>
+        <w:tc>
+          <w:tcPr>
+            <w:tcW w:type="dxa" w:w="2880"/>
+          </w:tcPr>
+          <w:p>
+            <w:pPr>
+              <w:bidi/>
+              <w:jc w:val="right"/>
+            </w:pPr>
+            <w:r>
+              <w:t>البرامج</w:t>
+            </w:r>
+          </w:p>
+        </w:tc>
+        <w:tc>
+          <w:tcPr>
+            <w:tcW w:type="dxa" w:w="2880"/>
+          </w:tcPr>
+          <w:p>
+            <w:pPr>
+              <w:bidi/>
+              <w:jc w:val="right"/>
+            </w:pPr>
+            <w:r>
+              <w:t>/admin/programs</w:t>
+            </w:r>
+          </w:p>
+        </w:tc>
+        <w:tc>
+          <w:tcPr>
+            <w:tcW w:type="dxa" w:w="2880"/>
+          </w:tcPr>
+          <w:p>
+            <w:pPr>
+              <w:bidi/>
+              <w:jc w:val="right"/>
+            </w:pPr>
+            <w:r>
+              <w:t>تابعة للأقسام</w:t>
+            </w:r>
+          </w:p>
+        </w:tc>
+      </w:tr>
+    </w:tbl>
+    <w:p/>
     <w:p>
       <w:pPr>
         <w:bidi/>
@@ -381,7 +593,7 @@
         <w:rPr>
           <w:sz w:val="24"/>
         </w:rPr>
-        <w:t>تُدار من /admin/academic-core. النظام يدعم L1 حتى L8.</w:t>
+        <w:t>L1-L8 من /admin/academic-core.</w:t>
       </w:r>
     </w:p>
     <w:p>
@@ -407,7 +619,7 @@
         <w:rPr>
           <w:sz w:val="24"/>
         </w:rPr>
-        <w:t>تُدار من /admin/academic-core. ساعات النظري والعملي تُدخل يدوياً، والساعات المعتمدة (credit_hours) تُحسب تلقائياً وفق المعادلة: theory + ceil(practical/2).</w:t>
+        <w:t>من /admin/academic-core. credit_hours = theory + ceil(practical/2) تُحسب تلقائياً.</w:t>
       </w:r>
     </w:p>
     <w:p>
@@ -433,46 +645,7 @@
         <w:rPr>
           <w:sz w:val="24"/>
         </w:rPr>
-        <w:t>تُدار من /admin/study-plans. كل خطة تربط مقرراً ببرنامج ومستوى وفصل.</w:t>
-      </w:r>
-    </w:p>
-    <w:p>
-      <w:pPr>
-        <w:pStyle w:val="ListBullet"/>
-        <w:bidi/>
-        <w:jc w:val="right"/>
-      </w:pPr>
-      <w:r>
-        <w:rPr>
-          <w:sz w:val="24"/>
-        </w:rPr>
-        <w:t>حدد المقررات الإجبارية والاختيارية.</w:t>
-      </w:r>
-    </w:p>
-    <w:p>
-      <w:pPr>
-        <w:pStyle w:val="ListBullet"/>
-        <w:bidi/>
-        <w:jc w:val="right"/>
-      </w:pPr>
-      <w:r>
-        <w:rPr>
-          <w:sz w:val="24"/>
-        </w:rPr>
-        <w:t>حدد المتطلبات السابقة.</w:t>
-      </w:r>
-    </w:p>
-    <w:p>
-      <w:pPr>
-        <w:pStyle w:val="ListBullet"/>
-        <w:bidi/>
-        <w:jc w:val="right"/>
-      </w:pPr>
-      <w:r>
-        <w:rPr>
-          <w:sz w:val="24"/>
-        </w:rPr>
-        <w:t>حدد ترتيب العرض في الخطة.</w:t>
+        <w:t>من /admin/study-plans. حدد المتطلبات السابقة والترتيب.</w:t>
       </w:r>
     </w:p>
     <w:p>
@@ -486,7 +659,7 @@
           <w:color w:val="1F3A5F"/>
           <w:sz w:val="40"/>
         </w:rPr>
-        <w:t>7. الطلاب</w:t>
+        <w:t>7. الشعب الدراسية</w:t>
       </w:r>
     </w:p>
     <w:p>
@@ -498,7 +671,114 @@
         <w:rPr>
           <w:sz w:val="24"/>
         </w:rPr>
-        <w:t>تُدار من /admin/students. يمكن إنشاء يدوياً أو استيراد عبر قالب students.</w:t>
+        <w:t>من /admin/course-offerings و /admin/schedules.</w:t>
+      </w:r>
+    </w:p>
+    <w:p>
+      <w:pPr>
+        <w:bidi/>
+        <w:jc w:val="right"/>
+      </w:pPr>
+      <w:r>
+        <w:rPr>
+          <w:b/>
+          <w:color w:val="1F3A5F"/>
+          <w:sz w:val="40"/>
+        </w:rPr>
+        <w:t>8. إنشاء طالب جديد (فردي)</w:t>
+      </w:r>
+    </w:p>
+    <w:p>
+      <w:pPr>
+        <w:bidi/>
+        <w:jc w:val="right"/>
+      </w:pPr>
+      <w:r>
+        <w:rPr>
+          <w:b/>
+          <w:color w:val="C0392B"/>
+          <w:sz w:val="30"/>
+        </w:rPr>
+        <w:t>الخطوات</w:t>
+      </w:r>
+    </w:p>
+    <w:p>
+      <w:pPr>
+        <w:pStyle w:val="ListBullet"/>
+        <w:bidi/>
+        <w:jc w:val="right"/>
+      </w:pPr>
+      <w:r>
+        <w:rPr>
+          <w:sz w:val="24"/>
+        </w:rPr>
+        <w:t>1. /admin/students ← 'طالب جديد'.</w:t>
+      </w:r>
+    </w:p>
+    <w:p>
+      <w:pPr>
+        <w:pStyle w:val="ListBullet"/>
+        <w:bidi/>
+        <w:jc w:val="right"/>
+      </w:pPr>
+      <w:r>
+        <w:rPr>
+          <w:sz w:val="24"/>
+        </w:rPr>
+        <w:t>2. أدخل الرقم الأكاديمي، الاسم، القسم، البرنامج، المستوى.</w:t>
+      </w:r>
+    </w:p>
+    <w:p>
+      <w:pPr>
+        <w:pStyle w:val="ListBullet"/>
+        <w:bidi/>
+        <w:jc w:val="right"/>
+      </w:pPr>
+      <w:r>
+        <w:rPr>
+          <w:sz w:val="24"/>
+        </w:rPr>
+        <w:t>3. احفظ.</w:t>
+      </w:r>
+    </w:p>
+    <w:p>
+      <w:pPr>
+        <w:pStyle w:val="ListBullet"/>
+        <w:bidi/>
+        <w:jc w:val="right"/>
+      </w:pPr>
+      <w:r>
+        <w:rPr>
+          <w:sz w:val="24"/>
+        </w:rPr>
+        <w:t>4. أنشئ الحساب من /admin/users بنفس البريد.</w:t>
+      </w:r>
+    </w:p>
+    <w:p>
+      <w:pPr>
+        <w:pStyle w:val="ListBullet"/>
+        <w:bidi/>
+        <w:jc w:val="right"/>
+      </w:pPr>
+      <w:r>
+        <w:rPr>
+          <w:sz w:val="24"/>
+        </w:rPr>
+        <w:t>5. أسند دور student.</w:t>
+      </w:r>
+    </w:p>
+    <w:p>
+      <w:pPr>
+        <w:bidi/>
+        <w:jc w:val="right"/>
+      </w:pPr>
+      <w:r>
+        <w:rPr>
+          <w:i/>
+          <w:color w:val="0B5F0B"/>
+          <w:sz w:val="22"/>
+        </w:rPr>
+        <w:t>ملاحظة: طالب يدوي مفيد للحالات الاستثنائية. الاستيراد الجماعي مفضّل.</w:t>
       </w:r>
     </w:p>
     <w:p>
@@ -512,7 +792,21 @@
           <w:color w:val="666666"/>
           <w:sz w:val="20"/>
         </w:rPr>
-        <w:t>[لقطة شاشة مطلوبة: /admin/students]</w:t>
+        <w:t>[لقطة شاشة مطلوبة: إنشاء طالب جديد (فردي)]</w:t>
+      </w:r>
+    </w:p>
+    <w:p>
+      <w:pPr>
+        <w:bidi/>
+        <w:jc w:val="right"/>
+      </w:pPr>
+      <w:r>
+        <w:rPr>
+          <w:i/>
+          <w:color w:val="888888"/>
+          <w:sz w:val="18"/>
+        </w:rPr>
+        <w:t xml:space="preserve">    ↳ الشاشة المرتبطة في لوحة الإدارة</w:t>
       </w:r>
     </w:p>
     <w:p>
@@ -526,11 +820,26 @@
           <w:color w:val="1F3A5F"/>
           <w:sz w:val="40"/>
         </w:rPr>
-        <w:t>8. التسجيل الأكاديمي</w:t>
+        <w:t>9. استيراد الطلاب جماعياً</w:t>
       </w:r>
     </w:p>
     <w:p>
       <w:pPr>
+        <w:bidi/>
+        <w:jc w:val="right"/>
+      </w:pPr>
+      <w:r>
+        <w:rPr>
+          <w:b/>
+          <w:color w:val="C0392B"/>
+          <w:sz w:val="30"/>
+        </w:rPr>
+        <w:t>الخطوات</w:t>
+      </w:r>
+    </w:p>
+    <w:p>
+      <w:pPr>
+        <w:pStyle w:val="ListBullet"/>
         <w:bidi/>
         <w:jc w:val="right"/>
       </w:pPr>
@@ -538,7 +847,101 @@
         <w:rPr>
           <w:sz w:val="24"/>
         </w:rPr>
-        <w:t>من /admin/enrollments يتم تسجيل الطلاب في المقررات. يمكن الاستيراد الجماعي عبر student_enrollments.</w:t>
+        <w:t>1. /admin/imports ← قالب students.</w:t>
+      </w:r>
+    </w:p>
+    <w:p>
+      <w:pPr>
+        <w:pStyle w:val="ListBullet"/>
+        <w:bidi/>
+        <w:jc w:val="right"/>
+      </w:pPr>
+      <w:r>
+        <w:rPr>
+          <w:sz w:val="24"/>
+        </w:rPr>
+        <w:t>2. نزّل القالب وعبّئه.</w:t>
+      </w:r>
+    </w:p>
+    <w:p>
+      <w:pPr>
+        <w:pStyle w:val="ListBullet"/>
+        <w:bidi/>
+        <w:jc w:val="right"/>
+      </w:pPr>
+      <w:r>
+        <w:rPr>
+          <w:sz w:val="24"/>
+        </w:rPr>
+        <w:t>3. ارفع ودرّ Dry Run.</w:t>
+      </w:r>
+    </w:p>
+    <w:p>
+      <w:pPr>
+        <w:pStyle w:val="ListBullet"/>
+        <w:bidi/>
+        <w:jc w:val="right"/>
+      </w:pPr>
+      <w:r>
+        <w:rPr>
+          <w:sz w:val="24"/>
+        </w:rPr>
+        <w:t>4. صحح ثم نفّذ.</w:t>
+      </w:r>
+    </w:p>
+    <w:p>
+      <w:pPr>
+        <w:pStyle w:val="ListBullet"/>
+        <w:bidi/>
+        <w:jc w:val="right"/>
+      </w:pPr>
+      <w:r>
+        <w:rPr>
+          <w:sz w:val="24"/>
+        </w:rPr>
+        <w:t>5. كرّر للقالب student_accounts.</w:t>
+      </w:r>
+    </w:p>
+    <w:p>
+      <w:pPr>
+        <w:bidi/>
+        <w:jc w:val="right"/>
+      </w:pPr>
+      <w:r>
+        <w:rPr>
+          <w:i/>
+          <w:color w:val="0B5F0B"/>
+          <w:sz w:val="22"/>
+        </w:rPr>
+        <w:t>ملاحظة: الطريقة الرئيسية لإدخال دفعات جديدة.</w:t>
+      </w:r>
+    </w:p>
+    <w:p>
+      <w:pPr>
+        <w:bidi/>
+        <w:jc w:val="right"/>
+      </w:pPr>
+      <w:r>
+        <w:rPr>
+          <w:i/>
+          <w:color w:val="666666"/>
+          <w:sz w:val="20"/>
+        </w:rPr>
+        <w:t>[لقطة شاشة مطلوبة: استيراد الطلاب جماعياً]</w:t>
+      </w:r>
+    </w:p>
+    <w:p>
+      <w:pPr>
+        <w:bidi/>
+        <w:jc w:val="right"/>
+      </w:pPr>
+      <w:r>
+        <w:rPr>
+          <w:i/>
+          <w:color w:val="888888"/>
+          <w:sz w:val="18"/>
+        </w:rPr>
+        <w:t xml:space="preserve">    ↳ الشاشة المرتبطة في لوحة الإدارة</w:t>
       </w:r>
     </w:p>
     <w:p>
@@ -552,7 +955,21 @@
           <w:color w:val="1F3A5F"/>
           <w:sz w:val="40"/>
         </w:rPr>
-        <w:t>9. السجل الأكاديمي</w:t>
+        <w:t>10. تسجيل المقررات</w:t>
+      </w:r>
+    </w:p>
+    <w:p>
+      <w:pPr>
+        <w:bidi/>
+        <w:jc w:val="right"/>
+      </w:pPr>
+      <w:r>
+        <w:rPr>
+          <w:b/>
+          <w:color w:val="C0392B"/>
+          <w:sz w:val="30"/>
+        </w:rPr>
+        <w:t>الخطوات</w:t>
       </w:r>
     </w:p>
     <w:p>
@@ -565,7 +982,7 @@
         <w:rPr>
           <w:sz w:val="24"/>
         </w:rPr>
-        <w:t>/admin/student-progress - تتبع تقدم الطالب.</w:t>
+        <w:t>1. /admin/enrollments ← اختر السنة والفصل.</w:t>
       </w:r>
     </w:p>
     <w:p>
@@ -578,7 +995,88 @@
         <w:rPr>
           <w:sz w:val="24"/>
         </w:rPr>
-        <w:t>/admin/transcripts - إصدار كشف الدرجات الرسمي.</w:t>
+        <w:t>2. اختر الطالب أو ادفع قائمة.</w:t>
+      </w:r>
+    </w:p>
+    <w:p>
+      <w:pPr>
+        <w:pStyle w:val="ListBullet"/>
+        <w:bidi/>
+        <w:jc w:val="right"/>
+      </w:pPr>
+      <w:r>
+        <w:rPr>
+          <w:sz w:val="24"/>
+        </w:rPr>
+        <w:t>3. حدد المقررات من الخطة.</w:t>
+      </w:r>
+    </w:p>
+    <w:p>
+      <w:pPr>
+        <w:pStyle w:val="ListBullet"/>
+        <w:bidi/>
+        <w:jc w:val="right"/>
+      </w:pPr>
+      <w:r>
+        <w:rPr>
+          <w:sz w:val="24"/>
+        </w:rPr>
+        <w:t>4. احفظ.</w:t>
+      </w:r>
+    </w:p>
+    <w:p>
+      <w:pPr>
+        <w:pStyle w:val="ListBullet"/>
+        <w:bidi/>
+        <w:jc w:val="right"/>
+      </w:pPr>
+      <w:r>
+        <w:rPr>
+          <w:sz w:val="24"/>
+        </w:rPr>
+        <w:t>5. أو استورد عبر student_enrollments.</w:t>
+      </w:r>
+    </w:p>
+    <w:p>
+      <w:pPr>
+        <w:bidi/>
+        <w:jc w:val="right"/>
+      </w:pPr>
+      <w:r>
+        <w:rPr>
+          <w:i/>
+          <w:color w:val="0B5F0B"/>
+          <w:sz w:val="22"/>
+        </w:rPr>
+        <w:t>ملاحظة: اربط الطالب بمقررات الفصل الحالي.</w:t>
+      </w:r>
+    </w:p>
+    <w:p>
+      <w:pPr>
+        <w:bidi/>
+        <w:jc w:val="right"/>
+      </w:pPr>
+      <w:r>
+        <w:rPr>
+          <w:i/>
+          <w:color w:val="666666"/>
+          <w:sz w:val="20"/>
+        </w:rPr>
+        <w:t>[لقطة شاشة مطلوبة: تسجيل المقررات]</w:t>
+      </w:r>
+    </w:p>
+    <w:p>
+      <w:pPr>
+        <w:bidi/>
+        <w:jc w:val="right"/>
+      </w:pPr>
+      <w:r>
+        <w:rPr>
+          <w:i/>
+          <w:color w:val="888888"/>
+          <w:sz w:val="18"/>
+        </w:rPr>
+        <w:t xml:space="preserve">    ↳ الشاشة المرتبطة في لوحة الإدارة</w:t>
       </w:r>
     </w:p>
     <w:p>
@@ -592,11 +1090,26 @@
           <w:color w:val="1F3A5F"/>
           <w:sz w:val="40"/>
         </w:rPr>
-        <w:t>10. الشعب الدراسية</w:t>
+        <w:t>11. الحذف والإضافة</w:t>
       </w:r>
     </w:p>
     <w:p>
       <w:pPr>
+        <w:bidi/>
+        <w:jc w:val="right"/>
+      </w:pPr>
+      <w:r>
+        <w:rPr>
+          <w:b/>
+          <w:color w:val="C0392B"/>
+          <w:sz w:val="30"/>
+        </w:rPr>
+        <w:t>الخطوات</w:t>
+      </w:r>
+    </w:p>
+    <w:p>
+      <w:pPr>
+        <w:pStyle w:val="ListBullet"/>
         <w:bidi/>
         <w:jc w:val="right"/>
       </w:pPr>
@@ -604,7 +1117,75 @@
         <w:rPr>
           <w:sz w:val="24"/>
         </w:rPr>
-        <w:t>تُدار من /admin/course-offerings و /admin/schedules.</w:t>
+        <w:t>1. /admin/enrollments ← اختر الطالب.</w:t>
+      </w:r>
+    </w:p>
+    <w:p>
+      <w:pPr>
+        <w:pStyle w:val="ListBullet"/>
+        <w:bidi/>
+        <w:jc w:val="right"/>
+      </w:pPr>
+      <w:r>
+        <w:rPr>
+          <w:sz w:val="24"/>
+        </w:rPr>
+        <w:t>2. أضف مقررات جديدة أو احذف قبل انتهاء فترة الحذف والإضافة.</w:t>
+      </w:r>
+    </w:p>
+    <w:p>
+      <w:pPr>
+        <w:pStyle w:val="ListBullet"/>
+        <w:bidi/>
+        <w:jc w:val="right"/>
+      </w:pPr>
+      <w:r>
+        <w:rPr>
+          <w:sz w:val="24"/>
+        </w:rPr>
+        <w:t>3. وثّق العملية في الملاحظات.</w:t>
+      </w:r>
+    </w:p>
+    <w:p>
+      <w:pPr>
+        <w:bidi/>
+        <w:jc w:val="right"/>
+      </w:pPr>
+      <w:r>
+        <w:rPr>
+          <w:i/>
+          <w:color w:val="0B5F0B"/>
+          <w:sz w:val="22"/>
+        </w:rPr>
+        <w:t>ملاحظة: خلال الأسبوع الأول من الفصل.</w:t>
+      </w:r>
+    </w:p>
+    <w:p>
+      <w:pPr>
+        <w:bidi/>
+        <w:jc w:val="right"/>
+      </w:pPr>
+      <w:r>
+        <w:rPr>
+          <w:i/>
+          <w:color w:val="666666"/>
+          <w:sz w:val="20"/>
+        </w:rPr>
+        <w:t>[لقطة شاشة مطلوبة: الحذف والإضافة]</w:t>
+      </w:r>
+    </w:p>
+    <w:p>
+      <w:pPr>
+        <w:bidi/>
+        <w:jc w:val="right"/>
+      </w:pPr>
+      <w:r>
+        <w:rPr>
+          <w:i/>
+          <w:color w:val="888888"/>
+          <w:sz w:val="18"/>
+        </w:rPr>
+        <w:t xml:space="preserve">    ↳ الشاشة المرتبطة في لوحة الإدارة</w:t>
       </w:r>
     </w:p>
     <w:p>
@@ -618,11 +1199,26 @@
           <w:color w:val="1F3A5F"/>
           <w:sz w:val="40"/>
         </w:rPr>
-        <w:t>11. الدرجات</w:t>
+        <w:t>12. تأجيل الدراسة</w:t>
       </w:r>
     </w:p>
     <w:p>
       <w:pPr>
+        <w:bidi/>
+        <w:jc w:val="right"/>
+      </w:pPr>
+      <w:r>
+        <w:rPr>
+          <w:b/>
+          <w:color w:val="C0392B"/>
+          <w:sz w:val="30"/>
+        </w:rPr>
+        <w:t>الخطوات</w:t>
+      </w:r>
+    </w:p>
+    <w:p>
+      <w:pPr>
+        <w:pStyle w:val="ListBullet"/>
         <w:bidi/>
         <w:jc w:val="right"/>
       </w:pPr>
@@ -630,7 +1226,88 @@
         <w:rPr>
           <w:sz w:val="24"/>
         </w:rPr>
-        <w:t>تُدار من /admin/grades. مكونات الدرجات قابلة للتخصيص (أعمال فصلية، اختبارات، نهائي).</w:t>
+        <w:t>1. استلم طلب التأجيل من الطالب.</w:t>
+      </w:r>
+    </w:p>
+    <w:p>
+      <w:pPr>
+        <w:pStyle w:val="ListBullet"/>
+        <w:bidi/>
+        <w:jc w:val="right"/>
+      </w:pPr>
+      <w:r>
+        <w:rPr>
+          <w:sz w:val="24"/>
+        </w:rPr>
+        <w:t>2. /admin/students ← غيّر الحالة إلى 'suspended'.</w:t>
+      </w:r>
+    </w:p>
+    <w:p>
+      <w:pPr>
+        <w:pStyle w:val="ListBullet"/>
+        <w:bidi/>
+        <w:jc w:val="right"/>
+      </w:pPr>
+      <w:r>
+        <w:rPr>
+          <w:sz w:val="24"/>
+        </w:rPr>
+        <w:t>3. سجل سبب التأجيل.</w:t>
+      </w:r>
+    </w:p>
+    <w:p>
+      <w:pPr>
+        <w:pStyle w:val="ListBullet"/>
+        <w:bidi/>
+        <w:jc w:val="right"/>
+      </w:pPr>
+      <w:r>
+        <w:rPr>
+          <w:sz w:val="24"/>
+        </w:rPr>
+        <w:t>4. أصدر الوثيقة الرسمية.</w:t>
+      </w:r>
+    </w:p>
+    <w:p>
+      <w:pPr>
+        <w:bidi/>
+        <w:jc w:val="right"/>
+      </w:pPr>
+      <w:r>
+        <w:rPr>
+          <w:i/>
+          <w:color w:val="0B5F0B"/>
+          <w:sz w:val="22"/>
+        </w:rPr>
+        <w:t>ملاحظة: يمنع التسجيل في الفصل المُؤجَّل.</w:t>
+      </w:r>
+    </w:p>
+    <w:p>
+      <w:pPr>
+        <w:bidi/>
+        <w:jc w:val="right"/>
+      </w:pPr>
+      <w:r>
+        <w:rPr>
+          <w:i/>
+          <w:color w:val="666666"/>
+          <w:sz w:val="20"/>
+        </w:rPr>
+        <w:t>[لقطة شاشة مطلوبة: تأجيل الدراسة]</w:t>
+      </w:r>
+    </w:p>
+    <w:p>
+      <w:pPr>
+        <w:bidi/>
+        <w:jc w:val="right"/>
+      </w:pPr>
+      <w:r>
+        <w:rPr>
+          <w:i/>
+          <w:color w:val="888888"/>
+          <w:sz w:val="18"/>
+        </w:rPr>
+        <w:t xml:space="preserve">    ↳ الشاشة المرتبطة في لوحة الإدارة</w:t>
       </w:r>
     </w:p>
     <w:p>
@@ -644,11 +1321,26 @@
           <w:color w:val="1F3A5F"/>
           <w:sz w:val="40"/>
         </w:rPr>
-        <w:t>12. الوثائق الرسمية</w:t>
+        <w:t>13. إيقاف القيد</w:t>
       </w:r>
     </w:p>
     <w:p>
       <w:pPr>
+        <w:bidi/>
+        <w:jc w:val="right"/>
+      </w:pPr>
+      <w:r>
+        <w:rPr>
+          <w:b/>
+          <w:color w:val="C0392B"/>
+          <w:sz w:val="30"/>
+        </w:rPr>
+        <w:t>الخطوات</w:t>
+      </w:r>
+    </w:p>
+    <w:p>
+      <w:pPr>
+        <w:pStyle w:val="ListBullet"/>
         <w:bidi/>
         <w:jc w:val="right"/>
       </w:pPr>
@@ -656,7 +1348,88 @@
         <w:rPr>
           <w:sz w:val="24"/>
         </w:rPr>
-        <w:t>تُصدر من /admin/documents. تشمل: كشف الدرجات، شهادة قيد، شهادة تخرج. كل وثيقة لها رقم تحقق على /verify-document.</w:t>
+        <w:t>1. استلم قرار العمادة.</w:t>
+      </w:r>
+    </w:p>
+    <w:p>
+      <w:pPr>
+        <w:pStyle w:val="ListBullet"/>
+        <w:bidi/>
+        <w:jc w:val="right"/>
+      </w:pPr>
+      <w:r>
+        <w:rPr>
+          <w:sz w:val="24"/>
+        </w:rPr>
+        <w:t>2. /admin/students ← الحالة 'suspended' مع سبب القيد.</w:t>
+      </w:r>
+    </w:p>
+    <w:p>
+      <w:pPr>
+        <w:pStyle w:val="ListBullet"/>
+        <w:bidi/>
+        <w:jc w:val="right"/>
+      </w:pPr>
+      <w:r>
+        <w:rPr>
+          <w:sz w:val="24"/>
+        </w:rPr>
+        <w:t>3. أرشف بيانات الطالب.</w:t>
+      </w:r>
+    </w:p>
+    <w:p>
+      <w:pPr>
+        <w:pStyle w:val="ListBullet"/>
+        <w:bidi/>
+        <w:jc w:val="right"/>
+      </w:pPr>
+      <w:r>
+        <w:rPr>
+          <w:sz w:val="24"/>
+        </w:rPr>
+        <w:t>4. أبلغ شؤون الطلاب والمالية.</w:t>
+      </w:r>
+    </w:p>
+    <w:p>
+      <w:pPr>
+        <w:bidi/>
+        <w:jc w:val="right"/>
+      </w:pPr>
+      <w:r>
+        <w:rPr>
+          <w:i/>
+          <w:color w:val="0B5F0B"/>
+          <w:sz w:val="22"/>
+        </w:rPr>
+        <w:t>ملاحظة: إجراء إداري حاسم.</w:t>
+      </w:r>
+    </w:p>
+    <w:p>
+      <w:pPr>
+        <w:bidi/>
+        <w:jc w:val="right"/>
+      </w:pPr>
+      <w:r>
+        <w:rPr>
+          <w:i/>
+          <w:color w:val="666666"/>
+          <w:sz w:val="20"/>
+        </w:rPr>
+        <w:t>[لقطة شاشة مطلوبة: إيقاف القيد]</w:t>
+      </w:r>
+    </w:p>
+    <w:p>
+      <w:pPr>
+        <w:bidi/>
+        <w:jc w:val="right"/>
+      </w:pPr>
+      <w:r>
+        <w:rPr>
+          <w:i/>
+          <w:color w:val="888888"/>
+          <w:sz w:val="18"/>
+        </w:rPr>
+        <w:t xml:space="preserve">    ↳ الشاشة المرتبطة في لوحة الإدارة</w:t>
       </w:r>
     </w:p>
     <w:p>
@@ -670,7 +1443,21 @@
           <w:color w:val="1F3A5F"/>
           <w:sz w:val="40"/>
         </w:rPr>
-        <w:t>13. الخريجين</w:t>
+        <w:t>14. استئناف الدراسة</w:t>
+      </w:r>
+    </w:p>
+    <w:p>
+      <w:pPr>
+        <w:bidi/>
+        <w:jc w:val="right"/>
+      </w:pPr>
+      <w:r>
+        <w:rPr>
+          <w:b/>
+          <w:color w:val="C0392B"/>
+          <w:sz w:val="30"/>
+        </w:rPr>
+        <w:t>الخطوات</w:t>
       </w:r>
     </w:p>
     <w:p>
@@ -683,7 +1470,7 @@
         <w:rPr>
           <w:sz w:val="24"/>
         </w:rPr>
-        <w:t>/admin/graduation-candidates - المرشحون للتخرج.</w:t>
+        <w:t>1. استلم طلب الاستئناف.</w:t>
       </w:r>
     </w:p>
     <w:p>
@@ -696,9 +1483,1041 @@
         <w:rPr>
           <w:sz w:val="24"/>
         </w:rPr>
-        <w:t>تحويل الطالب إلى حالة 'graduated' بعد استكمال الشروط.</w:t>
+        <w:t>2. تحقق من استيفاء الشروط.</w:t>
       </w:r>
     </w:p>
+    <w:p>
+      <w:pPr>
+        <w:pStyle w:val="ListBullet"/>
+        <w:bidi/>
+        <w:jc w:val="right"/>
+      </w:pPr>
+      <w:r>
+        <w:rPr>
+          <w:sz w:val="24"/>
+        </w:rPr>
+        <w:t>3. /admin/students ← الحالة 'active'.</w:t>
+      </w:r>
+    </w:p>
+    <w:p>
+      <w:pPr>
+        <w:pStyle w:val="ListBullet"/>
+        <w:bidi/>
+        <w:jc w:val="right"/>
+      </w:pPr>
+      <w:r>
+        <w:rPr>
+          <w:sz w:val="24"/>
+        </w:rPr>
+        <w:t>4. سجّل في مقررات الفصل الجاري.</w:t>
+      </w:r>
+    </w:p>
+    <w:p>
+      <w:pPr>
+        <w:bidi/>
+        <w:jc w:val="right"/>
+      </w:pPr>
+      <w:r>
+        <w:rPr>
+          <w:i/>
+          <w:color w:val="0B5F0B"/>
+          <w:sz w:val="22"/>
+        </w:rPr>
+        <w:t>ملاحظة: بعد فترة الإيقاف.</w:t>
+      </w:r>
+    </w:p>
+    <w:p>
+      <w:pPr>
+        <w:bidi/>
+        <w:jc w:val="right"/>
+      </w:pPr>
+      <w:r>
+        <w:rPr>
+          <w:i/>
+          <w:color w:val="666666"/>
+          <w:sz w:val="20"/>
+        </w:rPr>
+        <w:t>[لقطة شاشة مطلوبة: استئناف الدراسة]</w:t>
+      </w:r>
+    </w:p>
+    <w:p>
+      <w:pPr>
+        <w:bidi/>
+        <w:jc w:val="right"/>
+      </w:pPr>
+      <w:r>
+        <w:rPr>
+          <w:i/>
+          <w:color w:val="888888"/>
+          <w:sz w:val="18"/>
+        </w:rPr>
+        <w:t xml:space="preserve">    ↳ الشاشة المرتبطة في لوحة الإدارة</w:t>
+      </w:r>
+    </w:p>
+    <w:p>
+      <w:pPr>
+        <w:bidi/>
+        <w:jc w:val="right"/>
+      </w:pPr>
+      <w:r>
+        <w:rPr>
+          <w:b/>
+          <w:color w:val="1F3A5F"/>
+          <w:sz w:val="40"/>
+        </w:rPr>
+        <w:t>15. الانسحاب</w:t>
+      </w:r>
+    </w:p>
+    <w:p>
+      <w:pPr>
+        <w:bidi/>
+        <w:jc w:val="right"/>
+      </w:pPr>
+      <w:r>
+        <w:rPr>
+          <w:b/>
+          <w:color w:val="C0392B"/>
+          <w:sz w:val="30"/>
+        </w:rPr>
+        <w:t>الخطوات</w:t>
+      </w:r>
+    </w:p>
+    <w:p>
+      <w:pPr>
+        <w:pStyle w:val="ListBullet"/>
+        <w:bidi/>
+        <w:jc w:val="right"/>
+      </w:pPr>
+      <w:r>
+        <w:rPr>
+          <w:sz w:val="24"/>
+        </w:rPr>
+        <w:t>1. استلم طلب الانسحاب.</w:t>
+      </w:r>
+    </w:p>
+    <w:p>
+      <w:pPr>
+        <w:pStyle w:val="ListBullet"/>
+        <w:bidi/>
+        <w:jc w:val="right"/>
+      </w:pPr>
+      <w:r>
+        <w:rPr>
+          <w:sz w:val="24"/>
+        </w:rPr>
+        <w:t>2. /admin/students ← الحالة 'withdrawn'.</w:t>
+      </w:r>
+    </w:p>
+    <w:p>
+      <w:pPr>
+        <w:pStyle w:val="ListBullet"/>
+        <w:bidi/>
+        <w:jc w:val="right"/>
+      </w:pPr>
+      <w:r>
+        <w:rPr>
+          <w:sz w:val="24"/>
+        </w:rPr>
+        <w:t>3. أصدر شهادة براءة ذمة بالتنسيق مع المالية.</w:t>
+      </w:r>
+    </w:p>
+    <w:p>
+      <w:pPr>
+        <w:bidi/>
+        <w:jc w:val="right"/>
+      </w:pPr>
+      <w:r>
+        <w:rPr>
+          <w:i/>
+          <w:color w:val="0B5F0B"/>
+          <w:sz w:val="22"/>
+        </w:rPr>
+        <w:t>ملاحظة: خروج نهائي من البرنامج.</w:t>
+      </w:r>
+    </w:p>
+    <w:p>
+      <w:pPr>
+        <w:bidi/>
+        <w:jc w:val="right"/>
+      </w:pPr>
+      <w:r>
+        <w:rPr>
+          <w:i/>
+          <w:color w:val="666666"/>
+          <w:sz w:val="20"/>
+        </w:rPr>
+        <w:t>[لقطة شاشة مطلوبة: الانسحاب]</w:t>
+      </w:r>
+    </w:p>
+    <w:p>
+      <w:pPr>
+        <w:bidi/>
+        <w:jc w:val="right"/>
+      </w:pPr>
+      <w:r>
+        <w:rPr>
+          <w:i/>
+          <w:color w:val="888888"/>
+          <w:sz w:val="18"/>
+        </w:rPr>
+        <w:t xml:space="preserve">    ↳ الشاشة المرتبطة في لوحة الإدارة</w:t>
+      </w:r>
+    </w:p>
+    <w:p>
+      <w:pPr>
+        <w:bidi/>
+        <w:jc w:val="right"/>
+      </w:pPr>
+      <w:r>
+        <w:rPr>
+          <w:b/>
+          <w:color w:val="1F3A5F"/>
+          <w:sz w:val="40"/>
+        </w:rPr>
+        <w:t>16. التخرج</w:t>
+      </w:r>
+    </w:p>
+    <w:p>
+      <w:pPr>
+        <w:bidi/>
+        <w:jc w:val="right"/>
+      </w:pPr>
+      <w:r>
+        <w:rPr>
+          <w:b/>
+          <w:color w:val="C0392B"/>
+          <w:sz w:val="30"/>
+        </w:rPr>
+        <w:t>الخطوات</w:t>
+      </w:r>
+    </w:p>
+    <w:p>
+      <w:pPr>
+        <w:pStyle w:val="ListBullet"/>
+        <w:bidi/>
+        <w:jc w:val="right"/>
+      </w:pPr>
+      <w:r>
+        <w:rPr>
+          <w:sz w:val="24"/>
+        </w:rPr>
+        <w:t>1. /admin/graduation-candidates ← مراجعة المرشحين.</w:t>
+      </w:r>
+    </w:p>
+    <w:p>
+      <w:pPr>
+        <w:pStyle w:val="ListBullet"/>
+        <w:bidi/>
+        <w:jc w:val="right"/>
+      </w:pPr>
+      <w:r>
+        <w:rPr>
+          <w:sz w:val="24"/>
+        </w:rPr>
+        <w:t>2. تحقق من اكتمال الساعات والمعدل.</w:t>
+      </w:r>
+    </w:p>
+    <w:p>
+      <w:pPr>
+        <w:pStyle w:val="ListBullet"/>
+        <w:bidi/>
+        <w:jc w:val="right"/>
+      </w:pPr>
+      <w:r>
+        <w:rPr>
+          <w:sz w:val="24"/>
+        </w:rPr>
+        <w:t>3. اعتمد الترشيح.</w:t>
+      </w:r>
+    </w:p>
+    <w:p>
+      <w:pPr>
+        <w:pStyle w:val="ListBullet"/>
+        <w:bidi/>
+        <w:jc w:val="right"/>
+      </w:pPr>
+      <w:r>
+        <w:rPr>
+          <w:sz w:val="24"/>
+        </w:rPr>
+        <w:t>4. غيّر حالة الطالب إلى 'graduated'.</w:t>
+      </w:r>
+    </w:p>
+    <w:p>
+      <w:pPr>
+        <w:pStyle w:val="ListBullet"/>
+        <w:bidi/>
+        <w:jc w:val="right"/>
+      </w:pPr>
+      <w:r>
+        <w:rPr>
+          <w:sz w:val="24"/>
+        </w:rPr>
+        <w:t>5. أصدر شهادة التخرج.</w:t>
+      </w:r>
+    </w:p>
+    <w:p>
+      <w:pPr>
+        <w:bidi/>
+        <w:jc w:val="right"/>
+      </w:pPr>
+      <w:r>
+        <w:rPr>
+          <w:i/>
+          <w:color w:val="0B5F0B"/>
+          <w:sz w:val="22"/>
+        </w:rPr>
+        <w:t>ملاحظة: إجراء سنوي.</w:t>
+      </w:r>
+    </w:p>
+    <w:p>
+      <w:pPr>
+        <w:bidi/>
+        <w:jc w:val="right"/>
+      </w:pPr>
+      <w:r>
+        <w:rPr>
+          <w:i/>
+          <w:color w:val="666666"/>
+          <w:sz w:val="20"/>
+        </w:rPr>
+        <w:t>[لقطة شاشة مطلوبة: التخرج]</w:t>
+      </w:r>
+    </w:p>
+    <w:p>
+      <w:pPr>
+        <w:bidi/>
+        <w:jc w:val="right"/>
+      </w:pPr>
+      <w:r>
+        <w:rPr>
+          <w:i/>
+          <w:color w:val="888888"/>
+          <w:sz w:val="18"/>
+        </w:rPr>
+        <w:t xml:space="preserve">    ↳ الشاشة المرتبطة في لوحة الإدارة</w:t>
+      </w:r>
+    </w:p>
+    <w:p>
+      <w:pPr>
+        <w:bidi/>
+        <w:jc w:val="right"/>
+      </w:pPr>
+      <w:r>
+        <w:rPr>
+          <w:b/>
+          <w:color w:val="1F3A5F"/>
+          <w:sz w:val="40"/>
+        </w:rPr>
+        <w:t>17. إصدار السجل الأكاديمي</w:t>
+      </w:r>
+    </w:p>
+    <w:p>
+      <w:pPr>
+        <w:bidi/>
+        <w:jc w:val="right"/>
+      </w:pPr>
+      <w:r>
+        <w:rPr>
+          <w:b/>
+          <w:color w:val="C0392B"/>
+          <w:sz w:val="30"/>
+        </w:rPr>
+        <w:t>الخطوات</w:t>
+      </w:r>
+    </w:p>
+    <w:p>
+      <w:pPr>
+        <w:pStyle w:val="ListBullet"/>
+        <w:bidi/>
+        <w:jc w:val="right"/>
+      </w:pPr>
+      <w:r>
+        <w:rPr>
+          <w:sz w:val="24"/>
+        </w:rPr>
+        <w:t>1. /admin/transcripts ← اختر الطالب.</w:t>
+      </w:r>
+    </w:p>
+    <w:p>
+      <w:pPr>
+        <w:pStyle w:val="ListBullet"/>
+        <w:bidi/>
+        <w:jc w:val="right"/>
+      </w:pPr>
+      <w:r>
+        <w:rPr>
+          <w:sz w:val="24"/>
+        </w:rPr>
+        <w:t>2. حدد نطاق الفصول.</w:t>
+      </w:r>
+    </w:p>
+    <w:p>
+      <w:pPr>
+        <w:pStyle w:val="ListBullet"/>
+        <w:bidi/>
+        <w:jc w:val="right"/>
+      </w:pPr>
+      <w:r>
+        <w:rPr>
+          <w:sz w:val="24"/>
+        </w:rPr>
+        <w:t>3. اضغط 'إصدار'.</w:t>
+      </w:r>
+    </w:p>
+    <w:p>
+      <w:pPr>
+        <w:pStyle w:val="ListBullet"/>
+        <w:bidi/>
+        <w:jc w:val="right"/>
+      </w:pPr>
+      <w:r>
+        <w:rPr>
+          <w:sz w:val="24"/>
+        </w:rPr>
+        <w:t>4. الوثيقة تحفظ في /admin/documents مع رقم تحقق.</w:t>
+      </w:r>
+    </w:p>
+    <w:p>
+      <w:pPr>
+        <w:bidi/>
+        <w:jc w:val="right"/>
+      </w:pPr>
+      <w:r>
+        <w:rPr>
+          <w:i/>
+          <w:color w:val="0B5F0B"/>
+          <w:sz w:val="22"/>
+        </w:rPr>
+        <w:t>ملاحظة: يتحقق منها عبر /verify-document.</w:t>
+      </w:r>
+    </w:p>
+    <w:p>
+      <w:pPr>
+        <w:bidi/>
+        <w:jc w:val="right"/>
+      </w:pPr>
+      <w:r>
+        <w:rPr>
+          <w:i/>
+          <w:color w:val="666666"/>
+          <w:sz w:val="20"/>
+        </w:rPr>
+        <w:t>[لقطة شاشة مطلوبة: إصدار السجل الأكاديمي]</w:t>
+      </w:r>
+    </w:p>
+    <w:p>
+      <w:pPr>
+        <w:bidi/>
+        <w:jc w:val="right"/>
+      </w:pPr>
+      <w:r>
+        <w:rPr>
+          <w:i/>
+          <w:color w:val="888888"/>
+          <w:sz w:val="18"/>
+        </w:rPr>
+        <w:t xml:space="preserve">    ↳ الشاشة المرتبطة في لوحة الإدارة</w:t>
+      </w:r>
+    </w:p>
+    <w:p>
+      <w:pPr>
+        <w:bidi/>
+        <w:jc w:val="right"/>
+      </w:pPr>
+      <w:r>
+        <w:rPr>
+          <w:b/>
+          <w:color w:val="1F3A5F"/>
+          <w:sz w:val="40"/>
+        </w:rPr>
+        <w:t>18. إصدار كشف الدرجات</w:t>
+      </w:r>
+    </w:p>
+    <w:p>
+      <w:pPr>
+        <w:bidi/>
+        <w:jc w:val="right"/>
+      </w:pPr>
+      <w:r>
+        <w:rPr>
+          <w:b/>
+          <w:color w:val="C0392B"/>
+          <w:sz w:val="30"/>
+        </w:rPr>
+        <w:t>الخطوات</w:t>
+      </w:r>
+    </w:p>
+    <w:p>
+      <w:pPr>
+        <w:pStyle w:val="ListBullet"/>
+        <w:bidi/>
+        <w:jc w:val="right"/>
+      </w:pPr>
+      <w:r>
+        <w:rPr>
+          <w:sz w:val="24"/>
+        </w:rPr>
+        <w:t>1. /admin/transcripts.</w:t>
+      </w:r>
+    </w:p>
+    <w:p>
+      <w:pPr>
+        <w:pStyle w:val="ListBullet"/>
+        <w:bidi/>
+        <w:jc w:val="right"/>
+      </w:pPr>
+      <w:r>
+        <w:rPr>
+          <w:sz w:val="24"/>
+        </w:rPr>
+        <w:t>2. اختر الكشف الرسمي.</w:t>
+      </w:r>
+    </w:p>
+    <w:p>
+      <w:pPr>
+        <w:pStyle w:val="ListBullet"/>
+        <w:bidi/>
+        <w:jc w:val="right"/>
+      </w:pPr>
+      <w:r>
+        <w:rPr>
+          <w:sz w:val="24"/>
+        </w:rPr>
+        <w:t>3. اطبع أو صدّر PDF.</w:t>
+      </w:r>
+    </w:p>
+    <w:p>
+      <w:pPr>
+        <w:bidi/>
+        <w:jc w:val="right"/>
+      </w:pPr>
+      <w:r>
+        <w:rPr>
+          <w:i/>
+          <w:color w:val="0B5F0B"/>
+          <w:sz w:val="22"/>
+        </w:rPr>
+        <w:t>ملاحظة: بعد اعتماد الدرجات.</w:t>
+      </w:r>
+    </w:p>
+    <w:p>
+      <w:pPr>
+        <w:bidi/>
+        <w:jc w:val="right"/>
+      </w:pPr>
+      <w:r>
+        <w:rPr>
+          <w:i/>
+          <w:color w:val="666666"/>
+          <w:sz w:val="20"/>
+        </w:rPr>
+        <w:t>[لقطة شاشة مطلوبة: إصدار كشف الدرجات]</w:t>
+      </w:r>
+    </w:p>
+    <w:p>
+      <w:pPr>
+        <w:bidi/>
+        <w:jc w:val="right"/>
+      </w:pPr>
+      <w:r>
+        <w:rPr>
+          <w:i/>
+          <w:color w:val="888888"/>
+          <w:sz w:val="18"/>
+        </w:rPr>
+        <w:t xml:space="preserve">    ↳ الشاشة المرتبطة في لوحة الإدارة</w:t>
+      </w:r>
+    </w:p>
+    <w:p>
+      <w:pPr>
+        <w:bidi/>
+        <w:jc w:val="right"/>
+      </w:pPr>
+      <w:r>
+        <w:rPr>
+          <w:b/>
+          <w:color w:val="1F3A5F"/>
+          <w:sz w:val="40"/>
+        </w:rPr>
+        <w:t>19. سيناريوهات تشغيل عملية</w:t>
+      </w:r>
+    </w:p>
+    <w:p>
+      <w:pPr>
+        <w:bidi/>
+        <w:jc w:val="right"/>
+      </w:pPr>
+      <w:r>
+        <w:rPr>
+          <w:b/>
+          <w:color w:val="C0392B"/>
+          <w:sz w:val="30"/>
+        </w:rPr>
+        <w:t>سيناريو 1: استقبال دفعة طلاب جدد (200 طالب)</w:t>
+      </w:r>
+    </w:p>
+    <w:p>
+      <w:pPr>
+        <w:pStyle w:val="ListBullet"/>
+        <w:bidi/>
+        <w:jc w:val="right"/>
+      </w:pPr>
+      <w:r>
+        <w:rPr>
+          <w:sz w:val="24"/>
+        </w:rPr>
+        <w:t>1. استيراد قالب students.</w:t>
+      </w:r>
+    </w:p>
+    <w:p>
+      <w:pPr>
+        <w:pStyle w:val="ListBullet"/>
+        <w:bidi/>
+        <w:jc w:val="right"/>
+      </w:pPr>
+      <w:r>
+        <w:rPr>
+          <w:sz w:val="24"/>
+        </w:rPr>
+        <w:t>2. مراجعة Dry Run وتصحيح.</w:t>
+      </w:r>
+    </w:p>
+    <w:p>
+      <w:pPr>
+        <w:pStyle w:val="ListBullet"/>
+        <w:bidi/>
+        <w:jc w:val="right"/>
+      </w:pPr>
+      <w:r>
+        <w:rPr>
+          <w:sz w:val="24"/>
+        </w:rPr>
+        <w:t>3. استيراد student_accounts.</w:t>
+      </w:r>
+    </w:p>
+    <w:p>
+      <w:pPr>
+        <w:pStyle w:val="ListBullet"/>
+        <w:bidi/>
+        <w:jc w:val="right"/>
+      </w:pPr>
+      <w:r>
+        <w:rPr>
+          <w:sz w:val="24"/>
+        </w:rPr>
+        <w:t>4. توزيع البريد الرسمي.</w:t>
+      </w:r>
+    </w:p>
+    <w:p>
+      <w:pPr>
+        <w:pStyle w:val="ListBullet"/>
+        <w:bidi/>
+        <w:jc w:val="right"/>
+      </w:pPr>
+      <w:r>
+        <w:rPr>
+          <w:sz w:val="24"/>
+        </w:rPr>
+        <w:t>5. تسجيلهم في مقررات الفصل الأول.</w:t>
+      </w:r>
+    </w:p>
+    <w:p>
+      <w:pPr>
+        <w:pStyle w:val="ListBullet"/>
+        <w:bidi/>
+        <w:jc w:val="right"/>
+      </w:pPr>
+      <w:r>
+        <w:rPr>
+          <w:sz w:val="24"/>
+        </w:rPr>
+        <w:t>6. إصدار بطاقات الطلاب.</w:t>
+      </w:r>
+    </w:p>
+    <w:p>
+      <w:pPr>
+        <w:bidi/>
+        <w:jc w:val="right"/>
+      </w:pPr>
+      <w:r>
+        <w:rPr>
+          <w:b/>
+          <w:color w:val="C0392B"/>
+          <w:sz w:val="30"/>
+        </w:rPr>
+        <w:t>سيناريو 2: إصدار 50 كشف درجات في يوم واحد</w:t>
+      </w:r>
+    </w:p>
+    <w:p>
+      <w:pPr>
+        <w:pStyle w:val="ListBullet"/>
+        <w:bidi/>
+        <w:jc w:val="right"/>
+      </w:pPr>
+      <w:r>
+        <w:rPr>
+          <w:sz w:val="24"/>
+        </w:rPr>
+        <w:t>1. /admin/transcripts ← الفلاتر.</w:t>
+      </w:r>
+    </w:p>
+    <w:p>
+      <w:pPr>
+        <w:pStyle w:val="ListBullet"/>
+        <w:bidi/>
+        <w:jc w:val="right"/>
+      </w:pPr>
+      <w:r>
+        <w:rPr>
+          <w:sz w:val="24"/>
+        </w:rPr>
+        <w:t>2. تحديد متعدد.</w:t>
+      </w:r>
+    </w:p>
+    <w:p>
+      <w:pPr>
+        <w:pStyle w:val="ListBullet"/>
+        <w:bidi/>
+        <w:jc w:val="right"/>
+      </w:pPr>
+      <w:r>
+        <w:rPr>
+          <w:sz w:val="24"/>
+        </w:rPr>
+        <w:t>3. إصدار جماعي.</w:t>
+      </w:r>
+    </w:p>
+    <w:p>
+      <w:pPr>
+        <w:pStyle w:val="ListBullet"/>
+        <w:bidi/>
+        <w:jc w:val="right"/>
+      </w:pPr>
+      <w:r>
+        <w:rPr>
+          <w:sz w:val="24"/>
+        </w:rPr>
+        <w:t>4. تنزيل PDF.</w:t>
+      </w:r>
+    </w:p>
+    <w:p>
+      <w:pPr>
+        <w:pStyle w:val="ListBullet"/>
+        <w:bidi/>
+        <w:jc w:val="right"/>
+      </w:pPr>
+      <w:r>
+        <w:rPr>
+          <w:sz w:val="24"/>
+        </w:rPr>
+        <w:t>5. توقيع وختم.</w:t>
+      </w:r>
+    </w:p>
+    <w:p>
+      <w:pPr>
+        <w:pStyle w:val="ListBullet"/>
+        <w:bidi/>
+        <w:jc w:val="right"/>
+      </w:pPr>
+      <w:r>
+        <w:rPr>
+          <w:sz w:val="24"/>
+        </w:rPr>
+        <w:t>6. تسليم للطلاب مع رقم التحقق.</w:t>
+      </w:r>
+    </w:p>
+    <w:p>
+      <w:pPr>
+        <w:bidi/>
+        <w:jc w:val="right"/>
+      </w:pPr>
+      <w:r>
+        <w:rPr>
+          <w:b/>
+          <w:color w:val="C0392B"/>
+          <w:sz w:val="30"/>
+        </w:rPr>
+        <w:t>سيناريو 3: التحضير لنهاية الفصل</w:t>
+      </w:r>
+    </w:p>
+    <w:p>
+      <w:pPr>
+        <w:pStyle w:val="ListBullet"/>
+        <w:bidi/>
+        <w:jc w:val="right"/>
+      </w:pPr>
+      <w:r>
+        <w:rPr>
+          <w:sz w:val="24"/>
+        </w:rPr>
+        <w:t>1. التأكد من اكتمال إدخال الدرجات.</w:t>
+      </w:r>
+    </w:p>
+    <w:p>
+      <w:pPr>
+        <w:pStyle w:val="ListBullet"/>
+        <w:bidi/>
+        <w:jc w:val="right"/>
+      </w:pPr>
+      <w:r>
+        <w:rPr>
+          <w:sz w:val="24"/>
+        </w:rPr>
+        <w:t>2. متابعة المتأخرين من أعضاء هيئة التدريس.</w:t>
+      </w:r>
+    </w:p>
+    <w:p>
+      <w:pPr>
+        <w:pStyle w:val="ListBullet"/>
+        <w:bidi/>
+        <w:jc w:val="right"/>
+      </w:pPr>
+      <w:r>
+        <w:rPr>
+          <w:sz w:val="24"/>
+        </w:rPr>
+        <w:t>3. اعتماد الدرجات من رؤساء الأقسام.</w:t>
+      </w:r>
+    </w:p>
+    <w:p>
+      <w:pPr>
+        <w:pStyle w:val="ListBullet"/>
+        <w:bidi/>
+        <w:jc w:val="right"/>
+      </w:pPr>
+      <w:r>
+        <w:rPr>
+          <w:sz w:val="24"/>
+        </w:rPr>
+        <w:t>4. إصدار كشوف الفصل.</w:t>
+      </w:r>
+    </w:p>
+    <w:p>
+      <w:pPr>
+        <w:pStyle w:val="ListBullet"/>
+        <w:bidi/>
+        <w:jc w:val="right"/>
+      </w:pPr>
+      <w:r>
+        <w:rPr>
+          <w:sz w:val="24"/>
+        </w:rPr>
+        <w:t>5. ترحيل المؤجلين والمنسحبين.</w:t>
+      </w:r>
+    </w:p>
+    <w:p>
+      <w:pPr>
+        <w:bidi/>
+        <w:jc w:val="right"/>
+      </w:pPr>
+      <w:r>
+        <w:rPr>
+          <w:b/>
+          <w:color w:val="1F3A5F"/>
+          <w:sz w:val="40"/>
+        </w:rPr>
+        <w:t>20. الملاحق</w:t>
+      </w:r>
+    </w:p>
+    <w:tbl>
+      <w:tblPr>
+        <w:tblStyle w:val="LightGrid-Accent1"/>
+        <w:tblW w:type="auto" w:w="0"/>
+        <w:tblLook w:firstColumn="1" w:firstRow="1" w:lastColumn="0" w:lastRow="0" w:noHBand="0" w:noVBand="1" w:val="04A0"/>
+      </w:tblPr>
+      <w:tblGrid>
+        <w:gridCol w:w="4320"/>
+        <w:gridCol w:w="4320"/>
+      </w:tblGrid>
+      <w:tr>
+        <w:tc>
+          <w:tcPr>
+            <w:tcW w:type="dxa" w:w="4320"/>
+          </w:tcPr>
+          <w:p>
+            <w:pPr>
+              <w:bidi/>
+              <w:jc w:val="right"/>
+            </w:pPr>
+            <w:r>
+              <w:rPr>
+                <w:b/>
+              </w:rPr>
+              <w:t>الحالة</w:t>
+            </w:r>
+          </w:p>
+        </w:tc>
+        <w:tc>
+          <w:tcPr>
+            <w:tcW w:type="dxa" w:w="4320"/>
+          </w:tcPr>
+          <w:p>
+            <w:pPr>
+              <w:bidi/>
+              <w:jc w:val="right"/>
+            </w:pPr>
+            <w:r>
+              <w:rPr>
+                <w:b/>
+              </w:rPr>
+              <w:t>الكود</w:t>
+            </w:r>
+          </w:p>
+        </w:tc>
+      </w:tr>
+      <w:tr>
+        <w:tc>
+          <w:tcPr>
+            <w:tcW w:type="dxa" w:w="4320"/>
+          </w:tcPr>
+          <w:p>
+            <w:pPr>
+              <w:bidi/>
+              <w:jc w:val="right"/>
+            </w:pPr>
+            <w:r>
+              <w:t>نشط</w:t>
+            </w:r>
+          </w:p>
+        </w:tc>
+        <w:tc>
+          <w:tcPr>
+            <w:tcW w:type="dxa" w:w="4320"/>
+          </w:tcPr>
+          <w:p>
+            <w:pPr>
+              <w:bidi/>
+              <w:jc w:val="right"/>
+            </w:pPr>
+            <w:r>
+              <w:t>active</w:t>
+            </w:r>
+          </w:p>
+        </w:tc>
+      </w:tr>
+      <w:tr>
+        <w:tc>
+          <w:tcPr>
+            <w:tcW w:type="dxa" w:w="4320"/>
+          </w:tcPr>
+          <w:p>
+            <w:pPr>
+              <w:bidi/>
+              <w:jc w:val="right"/>
+            </w:pPr>
+            <w:r>
+              <w:t>مؤجل/موقوف</w:t>
+            </w:r>
+          </w:p>
+        </w:tc>
+        <w:tc>
+          <w:tcPr>
+            <w:tcW w:type="dxa" w:w="4320"/>
+          </w:tcPr>
+          <w:p>
+            <w:pPr>
+              <w:bidi/>
+              <w:jc w:val="right"/>
+            </w:pPr>
+            <w:r>
+              <w:t>suspended</w:t>
+            </w:r>
+          </w:p>
+        </w:tc>
+      </w:tr>
+      <w:tr>
+        <w:tc>
+          <w:tcPr>
+            <w:tcW w:type="dxa" w:w="4320"/>
+          </w:tcPr>
+          <w:p>
+            <w:pPr>
+              <w:bidi/>
+              <w:jc w:val="right"/>
+            </w:pPr>
+            <w:r>
+              <w:t>خريج</w:t>
+            </w:r>
+          </w:p>
+        </w:tc>
+        <w:tc>
+          <w:tcPr>
+            <w:tcW w:type="dxa" w:w="4320"/>
+          </w:tcPr>
+          <w:p>
+            <w:pPr>
+              <w:bidi/>
+              <w:jc w:val="right"/>
+            </w:pPr>
+            <w:r>
+              <w:t>graduated</w:t>
+            </w:r>
+          </w:p>
+        </w:tc>
+      </w:tr>
+      <w:tr>
+        <w:tc>
+          <w:tcPr>
+            <w:tcW w:type="dxa" w:w="4320"/>
+          </w:tcPr>
+          <w:p>
+            <w:pPr>
+              <w:bidi/>
+              <w:jc w:val="right"/>
+            </w:pPr>
+            <w:r>
+              <w:t>منسحب</w:t>
+            </w:r>
+          </w:p>
+        </w:tc>
+        <w:tc>
+          <w:tcPr>
+            <w:tcW w:type="dxa" w:w="4320"/>
+          </w:tcPr>
+          <w:p>
+            <w:pPr>
+              <w:bidi/>
+              <w:jc w:val="right"/>
+            </w:pPr>
+            <w:r>
+              <w:t>withdrawn</w:t>
+            </w:r>
+          </w:p>
+        </w:tc>
+      </w:tr>
+      <w:tr>
+        <w:tc>
+          <w:tcPr>
+            <w:tcW w:type="dxa" w:w="4320"/>
+          </w:tcPr>
+          <w:p>
+            <w:pPr>
+              <w:bidi/>
+              <w:jc w:val="right"/>
+            </w:pPr>
+            <w:r>
+              <w:t>محول</w:t>
+            </w:r>
+          </w:p>
+        </w:tc>
+        <w:tc>
+          <w:tcPr>
+            <w:tcW w:type="dxa" w:w="4320"/>
+          </w:tcPr>
+          <w:p>
+            <w:pPr>
+              <w:bidi/>
+              <w:jc w:val="right"/>
+            </w:pPr>
+            <w:r>
+              <w:t>transferred</w:t>
+            </w:r>
+          </w:p>
+        </w:tc>
+      </w:tr>
+    </w:tbl>
+    <w:p/>
     <w:sectPr>
       <w:pgSz w:w="12240" w:h="15840"/>
       <w:pgMar w:top="1440" w:right="1800" w:bottom="1440" w:left="1800" w:header="720" w:footer="720" w:gutter="0"/>
@@ -1073,8 +2892,9 @@
     <w:qFormat/>
     <w:rsid w:val="00FC693F"/>
     <w:rPr>
-      <w:rFonts w:ascii="Arial" w:hAnsi="Arial" w:cs="Arial"/>
+      <w:rFonts w:ascii="Arial" w:hAnsi="Arial"/>
       <w:sz w:val="24"/>
+      <w:rFonts w:cs="Arial" w:ascii="Arial" w:hAnsi="Arial"/>
     </w:rPr>
   </w:style>
   <w:style w:type="paragraph" w:styleId="Header">
